--- a/template_seance.docx
+++ b/template_seance.docx
@@ -928,7 +928,6 @@
                 <w:szCs w:val="16"/>
               </w:rPr>
             </w:pPr>
-            <w:proofErr w:type="gramStart"/>
             <w:r>
               <w:rPr>
                 <w:b/>
@@ -937,7 +936,6 @@
               </w:rPr>
               <w:t>Participants:</w:t>
             </w:r>
-            <w:proofErr w:type="gramEnd"/>
           </w:p>
         </w:tc>
         <w:tc>
@@ -6601,7 +6599,6 @@
             <w:r>
               <w:t xml:space="preserve"> </w:t>
             </w:r>
-            <w:proofErr w:type="gramStart"/>
             <w:r>
               <w:rPr>
                 <w:bCs/>
@@ -6622,7 +6619,6 @@
               <w:t>p.qui</w:t>
             </w:r>
             <w:proofErr w:type="spellEnd"/>
-            <w:proofErr w:type="gramEnd"/>
             <w:r>
               <w:rPr>
                 <w:bCs/>
@@ -6640,17 +6636,16 @@
           </w:tcPr>
           <w:p>
             <w:pPr>
-              <w:pStyle w:val="Paragraphedeliste"/>
               <w:rPr>
                 <w:rFonts w:ascii="Calibri" w:hAnsi="Calibri"/>
                 <w:sz w:val="16"/>
                 <w:szCs w:val="16"/>
               </w:rPr>
             </w:pPr>
-            <w:proofErr w:type="gramStart"/>
             <w:r>
               <w:rPr>
-                <w:rFonts w:ascii="Calibri" w:hAnsi="Calibri"/>
+                <w:bCs/>
+                <w:color w:val="000000"/>
                 <w:sz w:val="16"/>
                 <w:szCs w:val="16"/>
               </w:rPr>
@@ -6659,25 +6654,18 @@
             <w:proofErr w:type="spellStart"/>
             <w:r>
               <w:rPr>
-                <w:rFonts w:ascii="Calibri" w:hAnsi="Calibri"/>
-                <w:sz w:val="16"/>
-                <w:szCs w:val="16"/>
-              </w:rPr>
-              <w:t>p</w:t>
-            </w:r>
-            <w:proofErr w:type="gramEnd"/>
-            <w:r>
-              <w:rPr>
-                <w:rFonts w:ascii="Calibri" w:hAnsi="Calibri"/>
-                <w:sz w:val="16"/>
-                <w:szCs w:val="16"/>
-              </w:rPr>
-              <w:t>.quoi</w:t>
+                <w:bCs/>
+                <w:color w:val="000000"/>
+                <w:sz w:val="16"/>
+                <w:szCs w:val="16"/>
+              </w:rPr>
+              <w:t>p.quoi</w:t>
             </w:r>
             <w:proofErr w:type="spellEnd"/>
             <w:r>
               <w:rPr>
-                <w:rFonts w:ascii="Calibri" w:hAnsi="Calibri"/>
+                <w:bCs/>
+                <w:color w:val="000000"/>
                 <w:sz w:val="16"/>
                 <w:szCs w:val="16"/>
               </w:rPr>
@@ -6701,7 +6689,6 @@
                 <w:szCs w:val="16"/>
               </w:rPr>
             </w:pPr>
-            <w:proofErr w:type="gramStart"/>
             <w:r>
               <w:rPr>
                 <w:rFonts w:ascii="Gotham" w:hAnsi="Gotham"/>
@@ -6719,17 +6706,7 @@
                 <w:sz w:val="16"/>
                 <w:szCs w:val="16"/>
               </w:rPr>
-              <w:t>p</w:t>
-            </w:r>
-            <w:proofErr w:type="gramEnd"/>
-            <w:r>
-              <w:rPr>
-                <w:rFonts w:ascii="Gotham" w:hAnsi="Gotham"/>
-                <w:color w:val="000000"/>
-                <w:sz w:val="16"/>
-                <w:szCs w:val="16"/>
-              </w:rPr>
-              <w:t>.quand</w:t>
+              <w:t>p.quand</w:t>
             </w:r>
             <w:proofErr w:type="spellEnd"/>
             <w:r>
